--- a/Introduccion a la Ingenieria/Kit docente/Clase 3/Solucion Taller Clase 3 - Anatomia del sistema.docx
+++ b/Introduccion a la Ingenieria/Kit docente/Clase 3/Solucion Taller Clase 3 - Anatomia del sistema.docx
@@ -1307,7 +1307,7 @@
           <w:color w:val="4A4A49"/>
           <w:sz w:val="22"/>
         </w:rPr>
-        <w:t xml:space="preserve">. Vale más una corrección profunda (la (2) o la (5)) que tres cosméticas de redacción. Si el equipo entrega el texto de la IA sin correcciones, 0 en este bloque, y dígaselo en voz alta con el argumento correcto: no es castigo por usar la herramienta, es que sin verificación no hay nada de ingeniería que calificar. </w:t>
+        <w:t xml:space="preserve">. Vale más una corrección profunda (la (2) o la (5)) que tres retoques de redacción. Si el equipo entrega el texto de la IA sin correcciones, 0 en este bloque, y dígaselo en voz alta con el argumento correcto: no es castigo por usar la herramienta, es que sin verificación no hay nada de ingeniería que calificar. </w:t>
       </w:r>
       <w:r>
         <w:rPr>
